--- a/32IV Inzhenerija vbudovanyh/K4/KNT-122_Onyshchenko_Variant-19_K4.docx
+++ b/32IV Inzhenerija vbudovanyh/K4/KNT-122_Onyshchenko_Variant-19_K4.docx
@@ -9821,6 +9821,166 @@
       <w:r>
         <w:rPr/>
         <w:t xml:space="preserve">Теорія </w:t>
+      </w:r>
+    </w:p>
+    <w:p>
+      <w:pPr>
+        <w:pStyle w:val="P1"/>
+        <w:rPr/>
+      </w:pPr>
+      <w:r>
+        <w:rPr/>
+      </w:r>
+    </w:p>
+    <w:p>
+      <w:pPr>
+        <w:pStyle w:val="P1"/>
+        <w:rPr/>
+      </w:pPr>
+      <w:r>
+        <w:rPr/>
+        <w:t xml:space="preserve">У </w:t>
+      </w:r>
+      <w:r>
+        <w:rPr>
+          <w:lang w:val="en-US"/>
+        </w:rPr>
+        <w:t xml:space="preserve">Processing </w:t>
+      </w:r>
+      <w:r>
+        <w:rPr>
+          <w:lang w:val="uk-UA"/>
+        </w:rPr>
+        <w:t xml:space="preserve">виводити дані можна методами </w:t>
+      </w:r>
+      <w:r>
+        <w:rPr>
+          <w:lang w:val="en-US"/>
+        </w:rPr>
+        <w:t xml:space="preserve">print </w:t>
+      </w:r>
+      <w:r>
+        <w:rPr>
+          <w:lang w:val="uk-UA"/>
+        </w:rPr>
+        <w:t xml:space="preserve">або </w:t>
+      </w:r>
+      <w:r>
+        <w:rPr>
+          <w:lang w:val="en-US"/>
+        </w:rPr>
+        <w:t xml:space="preserve">println. </w:t>
+      </w:r>
+      <w:r>
+        <w:rPr>
+          <w:lang w:val="uk-UA"/>
+        </w:rPr>
+        <w:t xml:space="preserve">Метод </w:t>
+      </w:r>
+      <w:r>
+        <w:rPr>
+          <w:lang w:val="en-US"/>
+        </w:rPr>
+        <w:t xml:space="preserve">print </w:t>
+      </w:r>
+      <w:r>
+        <w:rPr>
+          <w:lang w:val="uk-UA"/>
+        </w:rPr>
+        <w:t xml:space="preserve">просто виводить рядок, а </w:t>
+      </w:r>
+      <w:r>
+        <w:rPr>
+          <w:lang w:val="en-US"/>
+        </w:rPr>
+        <w:t xml:space="preserve">println </w:t>
+      </w:r>
+      <w:r>
+        <w:rPr>
+          <w:lang w:val="uk-UA"/>
+        </w:rPr>
+        <w:t>додає новий рядок в кінці.</w:t>
+      </w:r>
+    </w:p>
+    <w:p>
+      <w:pPr>
+        <w:pStyle w:val="P1"/>
+        <w:rPr>
+          <w:lang w:val="uk-UA"/>
+        </w:rPr>
+      </w:pPr>
+      <w:r>
+        <w:rPr>
+          <w:lang w:val="uk-UA"/>
+        </w:rPr>
+        <w:t xml:space="preserve">У </w:t>
+      </w:r>
+      <w:r>
+        <w:rPr>
+          <w:lang w:val="en-US"/>
+        </w:rPr>
+        <w:t xml:space="preserve">Tinkercad </w:t>
+      </w:r>
+      <w:r>
+        <w:rPr>
+          <w:lang w:val="uk-UA"/>
+        </w:rPr>
+        <w:t xml:space="preserve">для запуску монітору потрібно використати </w:t>
+      </w:r>
+      <w:r>
+        <w:rPr>
+          <w:lang w:val="en-US"/>
+        </w:rPr>
+        <w:t xml:space="preserve">Serial.begin(). </w:t>
+      </w:r>
+      <w:r>
+        <w:rPr>
+          <w:lang w:val="uk-UA"/>
+        </w:rPr>
+        <w:t xml:space="preserve">Буфер можна перевірити на наявність символів методом </w:t>
+      </w:r>
+      <w:r>
+        <w:rPr>
+          <w:lang w:val="en-US"/>
+        </w:rPr>
+        <w:t xml:space="preserve">Serial.available(). </w:t>
+      </w:r>
+      <w:r>
+        <w:rPr>
+          <w:lang w:val="uk-UA"/>
+        </w:rPr>
+        <w:t xml:space="preserve">Прочитати рядок можна методом </w:t>
+      </w:r>
+      <w:r>
+        <w:rPr>
+          <w:lang w:val="en-US"/>
+        </w:rPr>
+        <w:t xml:space="preserve">Serial.readString(). </w:t>
+      </w:r>
+      <w:r>
+        <w:rPr>
+          <w:lang w:val="uk-UA"/>
+        </w:rPr>
+        <w:t xml:space="preserve">Прочитати число можна методом </w:t>
+      </w:r>
+      <w:r>
+        <w:rPr>
+          <w:lang w:val="en-US"/>
+        </w:rPr>
+        <w:t>Serial.parseInt().</w:t>
+      </w:r>
+    </w:p>
+    <w:p>
+      <w:pPr>
+        <w:pStyle w:val="P1"/>
+        <w:rPr>
+          <w:lang w:val="en-US"/>
+        </w:rPr>
+      </w:pPr>
+      <w:r>
+        <w:rPr>
+          <w:lang w:val="en-US"/>
+        </w:rPr>
       </w:r>
     </w:p>
     <w:p>
@@ -10699,6 +10859,467 @@
     </w:p>
     <w:p>
       <w:pPr>
+        <w:pStyle w:val="P1"/>
+        <w:rPr/>
+      </w:pPr>
+      <w:r>
+        <w:rPr/>
+      </w:r>
+    </w:p>
+    <w:p>
+      <w:pPr>
+        <w:pStyle w:val="Code"/>
+        <w:rPr>
+          <w:rFonts w:ascii="Courier New" w:hAnsi="Courier New"/>
+        </w:rPr>
+      </w:pPr>
+      <w:r>
+        <w:rPr>
+          <w:rFonts w:ascii="Courier New" w:hAnsi="Courier New"/>
+        </w:rPr>
+        <w:t>#include &lt;Servo.h&gt;</w:t>
+      </w:r>
+    </w:p>
+    <w:p>
+      <w:pPr>
+        <w:pStyle w:val="Code"/>
+        <w:rPr>
+          <w:rFonts w:ascii="Courier New" w:hAnsi="Courier New"/>
+        </w:rPr>
+      </w:pPr>
+      <w:r>
+        <w:rPr>
+          <w:rFonts w:ascii="Courier New" w:hAnsi="Courier New"/>
+        </w:rPr>
+        <w:t>Servo servo;</w:t>
+      </w:r>
+    </w:p>
+    <w:p>
+      <w:pPr>
+        <w:pStyle w:val="Code"/>
+        <w:rPr>
+          <w:rFonts w:ascii="Courier New" w:hAnsi="Courier New"/>
+        </w:rPr>
+      </w:pPr>
+      <w:r>
+        <w:rPr>
+          <w:rFonts w:ascii="Courier New" w:hAnsi="Courier New"/>
+        </w:rPr>
+      </w:r>
+    </w:p>
+    <w:p>
+      <w:pPr>
+        <w:pStyle w:val="Code"/>
+        <w:rPr>
+          <w:rFonts w:ascii="Courier New" w:hAnsi="Courier New"/>
+        </w:rPr>
+      </w:pPr>
+      <w:r>
+        <w:rPr>
+          <w:rFonts w:ascii="Courier New" w:hAnsi="Courier New"/>
+        </w:rPr>
+        <w:t>const int servoPin = 12;</w:t>
+      </w:r>
+    </w:p>
+    <w:p>
+      <w:pPr>
+        <w:pStyle w:val="Code"/>
+        <w:rPr>
+          <w:rFonts w:ascii="Courier New" w:hAnsi="Courier New"/>
+        </w:rPr>
+      </w:pPr>
+      <w:r>
+        <w:rPr>
+          <w:rFonts w:ascii="Courier New" w:hAnsi="Courier New"/>
+        </w:rPr>
+      </w:r>
+    </w:p>
+    <w:p>
+      <w:pPr>
+        <w:pStyle w:val="Code"/>
+        <w:rPr>
+          <w:rFonts w:ascii="Courier New" w:hAnsi="Courier New"/>
+        </w:rPr>
+      </w:pPr>
+      <w:r>
+        <w:rPr>
+          <w:rFonts w:ascii="Courier New" w:hAnsi="Courier New"/>
+        </w:rPr>
+        <w:t>void setup()</w:t>
+      </w:r>
+    </w:p>
+    <w:p>
+      <w:pPr>
+        <w:pStyle w:val="Code"/>
+        <w:rPr>
+          <w:rFonts w:ascii="Courier New" w:hAnsi="Courier New"/>
+        </w:rPr>
+      </w:pPr>
+      <w:r>
+        <w:rPr>
+          <w:rFonts w:ascii="Courier New" w:hAnsi="Courier New"/>
+        </w:rPr>
+        <w:t>{</w:t>
+      </w:r>
+    </w:p>
+    <w:p>
+      <w:pPr>
+        <w:pStyle w:val="Code"/>
+        <w:rPr>
+          <w:rFonts w:ascii="Courier New" w:hAnsi="Courier New"/>
+        </w:rPr>
+      </w:pPr>
+      <w:r>
+        <w:rPr>
+          <w:rFonts w:ascii="Courier New" w:hAnsi="Courier New"/>
+        </w:rPr>
+        <w:t xml:space="preserve">  </w:t>
+      </w:r>
+      <w:r>
+        <w:rPr>
+          <w:rFonts w:ascii="Courier New" w:hAnsi="Courier New"/>
+          <w:b w:val="false"/>
+          <w:sz w:val="21"/>
+        </w:rPr>
+        <w:t>Serial.begin(9600);</w:t>
+      </w:r>
+    </w:p>
+    <w:p>
+      <w:pPr>
+        <w:pStyle w:val="Code"/>
+        <w:rPr>
+          <w:rFonts w:ascii="Courier New" w:hAnsi="Courier New"/>
+        </w:rPr>
+      </w:pPr>
+      <w:r>
+        <w:rPr>
+          <w:rFonts w:ascii="Courier New" w:hAnsi="Courier New"/>
+        </w:rPr>
+        <w:t xml:space="preserve">  </w:t>
+      </w:r>
+      <w:r>
+        <w:rPr>
+          <w:rFonts w:ascii="Courier New" w:hAnsi="Courier New"/>
+          <w:b w:val="false"/>
+          <w:sz w:val="21"/>
+        </w:rPr>
+        <w:t>servo.attach(servoPin);</w:t>
+      </w:r>
+    </w:p>
+    <w:p>
+      <w:pPr>
+        <w:pStyle w:val="Code"/>
+        <w:rPr>
+          <w:rFonts w:ascii="Courier New" w:hAnsi="Courier New"/>
+        </w:rPr>
+      </w:pPr>
+      <w:r>
+        <w:rPr>
+          <w:rFonts w:ascii="Courier New" w:hAnsi="Courier New"/>
+        </w:rPr>
+        <w:t>}</w:t>
+      </w:r>
+    </w:p>
+    <w:p>
+      <w:pPr>
+        <w:pStyle w:val="Code"/>
+        <w:rPr>
+          <w:rFonts w:ascii="Courier New" w:hAnsi="Courier New"/>
+        </w:rPr>
+      </w:pPr>
+      <w:r>
+        <w:rPr>
+          <w:rFonts w:ascii="Courier New" w:hAnsi="Courier New"/>
+        </w:rPr>
+      </w:r>
+    </w:p>
+    <w:p>
+      <w:pPr>
+        <w:pStyle w:val="Code"/>
+        <w:rPr>
+          <w:rFonts w:ascii="Courier New" w:hAnsi="Courier New"/>
+        </w:rPr>
+      </w:pPr>
+      <w:r>
+        <w:rPr>
+          <w:rFonts w:ascii="Courier New" w:hAnsi="Courier New"/>
+        </w:rPr>
+        <w:t>void loop()</w:t>
+      </w:r>
+    </w:p>
+    <w:p>
+      <w:pPr>
+        <w:pStyle w:val="Code"/>
+        <w:rPr>
+          <w:rFonts w:ascii="Courier New" w:hAnsi="Courier New"/>
+        </w:rPr>
+      </w:pPr>
+      <w:r>
+        <w:rPr>
+          <w:rFonts w:ascii="Courier New" w:hAnsi="Courier New"/>
+        </w:rPr>
+        <w:t>{</w:t>
+      </w:r>
+    </w:p>
+    <w:p>
+      <w:pPr>
+        <w:pStyle w:val="Code"/>
+        <w:rPr>
+          <w:rFonts w:ascii="Courier New" w:hAnsi="Courier New"/>
+        </w:rPr>
+      </w:pPr>
+      <w:r>
+        <w:rPr>
+          <w:rFonts w:ascii="Courier New" w:hAnsi="Courier New"/>
+        </w:rPr>
+        <w:t xml:space="preserve">  </w:t>
+      </w:r>
+      <w:r>
+        <w:rPr>
+          <w:rFonts w:ascii="Courier New" w:hAnsi="Courier New"/>
+          <w:b w:val="false"/>
+          <w:sz w:val="21"/>
+        </w:rPr>
+        <w:t>Serial.print("Enter angle. ");</w:t>
+      </w:r>
+    </w:p>
+    <w:p>
+      <w:pPr>
+        <w:pStyle w:val="Code"/>
+        <w:rPr>
+          <w:rFonts w:ascii="Courier New" w:hAnsi="Courier New"/>
+        </w:rPr>
+      </w:pPr>
+      <w:r>
+        <w:rPr>
+          <w:rFonts w:ascii="Courier New" w:hAnsi="Courier New"/>
+        </w:rPr>
+        <w:t xml:space="preserve">  </w:t>
+      </w:r>
+      <w:r>
+        <w:rPr>
+          <w:rFonts w:ascii="Courier New" w:hAnsi="Courier New"/>
+          <w:b w:val="false"/>
+          <w:sz w:val="21"/>
+        </w:rPr>
+        <w:t>while (Serial.available()==0) {}</w:t>
+      </w:r>
+    </w:p>
+    <w:p>
+      <w:pPr>
+        <w:pStyle w:val="Code"/>
+        <w:rPr>
+          <w:rFonts w:ascii="Courier New" w:hAnsi="Courier New"/>
+        </w:rPr>
+      </w:pPr>
+      <w:r>
+        <w:rPr>
+          <w:rFonts w:ascii="Courier New" w:hAnsi="Courier New"/>
+        </w:rPr>
+        <w:t xml:space="preserve">  </w:t>
+      </w:r>
+      <w:r>
+        <w:rPr>
+          <w:rFonts w:ascii="Courier New" w:hAnsi="Courier New"/>
+          <w:b w:val="false"/>
+          <w:sz w:val="21"/>
+        </w:rPr>
+        <w:t>long angle=Serial.parseInt(SKIP_ALL);</w:t>
+      </w:r>
+    </w:p>
+    <w:p>
+      <w:pPr>
+        <w:pStyle w:val="Code"/>
+        <w:rPr>
+          <w:rFonts w:ascii="Courier New" w:hAnsi="Courier New"/>
+        </w:rPr>
+      </w:pPr>
+      <w:r>
+        <w:rPr>
+          <w:rFonts w:ascii="Courier New" w:hAnsi="Courier New"/>
+        </w:rPr>
+        <w:t xml:space="preserve">  </w:t>
+      </w:r>
+      <w:r>
+        <w:rPr>
+          <w:rFonts w:ascii="Courier New" w:hAnsi="Courier New"/>
+          <w:b w:val="false"/>
+          <w:sz w:val="21"/>
+        </w:rPr>
+        <w:t>Serial.println(angle);</w:t>
+      </w:r>
+    </w:p>
+    <w:p>
+      <w:pPr>
+        <w:pStyle w:val="Code"/>
+        <w:rPr>
+          <w:rFonts w:ascii="Courier New" w:hAnsi="Courier New"/>
+        </w:rPr>
+      </w:pPr>
+      <w:r>
+        <w:rPr>
+          <w:rFonts w:ascii="Courier New" w:hAnsi="Courier New"/>
+        </w:rPr>
+        <w:t xml:space="preserve">  </w:t>
+      </w:r>
+      <w:r>
+        <w:rPr>
+          <w:rFonts w:ascii="Courier New" w:hAnsi="Courier New"/>
+          <w:b w:val="false"/>
+          <w:sz w:val="21"/>
+        </w:rPr>
+        <w:t>servo.write(angle);</w:t>
+      </w:r>
+    </w:p>
+    <w:p>
+      <w:pPr>
+        <w:pStyle w:val="Code"/>
+        <w:rPr>
+          <w:rFonts w:ascii="Courier New" w:hAnsi="Courier New"/>
+        </w:rPr>
+      </w:pPr>
+      <w:r>
+        <w:rPr>
+          <w:rFonts w:ascii="Courier New" w:hAnsi="Courier New"/>
+        </w:rPr>
+        <w:t xml:space="preserve">  </w:t>
+      </w:r>
+      <w:r>
+        <w:rPr>
+          <w:rFonts w:ascii="Courier New" w:hAnsi="Courier New"/>
+          <w:b w:val="false"/>
+          <w:sz w:val="21"/>
+        </w:rPr>
+        <w:t>delay(100);</w:t>
+      </w:r>
+    </w:p>
+    <w:p>
+      <w:pPr>
+        <w:pStyle w:val="Code"/>
+        <w:rPr>
+          <w:rFonts w:ascii="Courier New" w:hAnsi="Courier New"/>
+        </w:rPr>
+      </w:pPr>
+      <w:r>
+        <w:rPr>
+          <w:rFonts w:ascii="Courier New" w:hAnsi="Courier New"/>
+        </w:rPr>
+        <w:t>}</w:t>
+      </w:r>
+    </w:p>
+    <w:p>
+      <w:pPr>
+        <w:pStyle w:val="Code"/>
+        <w:rPr>
+          <w:rFonts w:ascii="Courier New" w:hAnsi="Courier New"/>
+        </w:rPr>
+      </w:pPr>
+      <w:r>
+        <w:rPr>
+          <w:rFonts w:ascii="Courier New" w:hAnsi="Courier New"/>
+        </w:rPr>
+      </w:r>
+    </w:p>
+    <w:p>
+      <w:pPr>
+        <w:pStyle w:val="IMG1"/>
+        <w:rPr/>
+      </w:pPr>
+      <w:r>
+        <w:drawing>
+          <wp:anchor behindDoc="0" distT="0" distB="0" distL="0" distR="0" simplePos="0" locked="0" layoutInCell="0" allowOverlap="1" relativeHeight="15">
+            <wp:simplePos x="0" y="0"/>
+            <wp:positionH relativeFrom="column">
+              <wp:align>center</wp:align>
+            </wp:positionH>
+            <wp:positionV relativeFrom="paragraph">
+              <wp:posOffset>635</wp:posOffset>
+            </wp:positionV>
+            <wp:extent cx="4568825" cy="6339205"/>
+            <wp:effectExtent l="0" t="0" r="0" b="0"/>
+            <wp:wrapSquare wrapText="largest"/>
+            <wp:docPr id="12" name="Зображення11" descr=""/>
+            <wp:cNvGraphicFramePr>
+              <a:graphicFrameLocks xmlns:a="http://schemas.openxmlformats.org/drawingml/2006/main" noChangeAspect="1"/>
+            </wp:cNvGraphicFramePr>
+            <a:graphic xmlns:a="http://schemas.openxmlformats.org/drawingml/2006/main">
+              <a:graphicData uri="http://schemas.openxmlformats.org/drawingml/2006/picture">
+                <pic:pic xmlns:pic="http://schemas.openxmlformats.org/drawingml/2006/picture">
+                  <pic:nvPicPr>
+                    <pic:cNvPr id="12" name="Зображення11" descr=""/>
+                    <pic:cNvPicPr>
+                      <a:picLocks noChangeAspect="1" noChangeArrowheads="1"/>
+                    </pic:cNvPicPr>
+                  </pic:nvPicPr>
+                  <pic:blipFill>
+                    <a:blip r:embed="rId25"/>
+                    <a:stretch>
+                      <a:fillRect/>
+                    </a:stretch>
+                  </pic:blipFill>
+                  <pic:spPr bwMode="auto">
+                    <a:xfrm>
+                      <a:off x="0" y="0"/>
+                      <a:ext cx="4568825" cy="6339205"/>
+                    </a:xfrm>
+                    <a:prstGeom prst="rect">
+                      <a:avLst/>
+                    </a:prstGeom>
+                    <a:noFill/>
+                  </pic:spPr>
+                </pic:pic>
+              </a:graphicData>
+            </a:graphic>
+          </wp:anchor>
+        </w:drawing>
+      </w:r>
+      <w:r>
+        <w:rPr/>
+        <w:t>Рисунок 2.1 — Програма в роботі</w:t>
+      </w:r>
+    </w:p>
+    <w:p>
+      <w:pPr>
+        <w:pStyle w:val="P1"/>
+        <w:rPr/>
+      </w:pPr>
+      <w:r>
+        <w:rPr/>
+      </w:r>
+    </w:p>
+    <w:p>
+      <w:pPr>
+        <w:pStyle w:val="P1"/>
+        <w:rPr/>
+      </w:pPr>
+      <w:r>
+        <w:rPr/>
+        <w:t xml:space="preserve">Відео: </w:t>
+      </w:r>
+      <w:hyperlink r:id="rId26">
+        <w:r>
+          <w:rPr>
+            <w:rStyle w:val="Hyperlink"/>
+          </w:rPr>
+          <w:t>https://youtu.be/dMa5j_ZaRCQ</w:t>
+        </w:r>
+      </w:hyperlink>
+      <w:r>
+        <w:rPr/>
+        <w:t>.</w:t>
+      </w:r>
+    </w:p>
+    <w:p>
+      <w:pPr>
+        <w:pStyle w:val="P1"/>
+        <w:rPr/>
+      </w:pPr>
+      <w:r>
+        <w:rPr/>
+      </w:r>
+    </w:p>
+    <w:p>
+      <w:pPr>
         <w:pStyle w:val="H2"/>
         <w:rPr/>
       </w:pPr>
@@ -10767,6 +11388,372 @@
       <w:r>
         <w:rPr/>
         <w:t xml:space="preserve">Питання </w:t>
+      </w:r>
+    </w:p>
+    <w:p>
+      <w:pPr>
+        <w:pStyle w:val="H2"/>
+        <w:rPr/>
+      </w:pPr>
+      <w:r>
+        <w:rPr/>
+        <w:t>Назвіть основні команди для роботи з Serial Monitor?</w:t>
+      </w:r>
+    </w:p>
+    <w:p>
+      <w:pPr>
+        <w:pStyle w:val="P1"/>
+        <w:rPr/>
+      </w:pPr>
+      <w:r>
+        <w:rPr/>
+      </w:r>
+    </w:p>
+    <w:p>
+      <w:pPr>
+        <w:pStyle w:val="P1"/>
+        <w:rPr/>
+      </w:pPr>
+      <w:r>
+        <w:rPr/>
+        <w:t>Такі команди є розповсюдженими:</w:t>
+      </w:r>
+    </w:p>
+    <w:p>
+      <w:pPr>
+        <w:pStyle w:val="P1"/>
+        <w:rPr/>
+      </w:pPr>
+      <w:r>
+        <w:rPr/>
+      </w:r>
+    </w:p>
+    <w:p>
+      <w:pPr>
+        <w:pStyle w:val="P1"/>
+        <w:rPr>
+          <w:lang w:val="en-US"/>
+        </w:rPr>
+      </w:pPr>
+      <w:r>
+        <w:rPr>
+          <w:lang w:val="en-US"/>
+        </w:rPr>
+        <w:t xml:space="preserve">- begin(): </w:t>
+      </w:r>
+      <w:r>
+        <w:rPr>
+          <w:lang w:val="uk-UA"/>
+        </w:rPr>
+        <w:t>починає роботу монітору;</w:t>
+      </w:r>
+    </w:p>
+    <w:p>
+      <w:pPr>
+        <w:pStyle w:val="P1"/>
+        <w:rPr>
+          <w:lang w:val="uk-UA"/>
+        </w:rPr>
+      </w:pPr>
+      <w:r>
+        <w:rPr>
+          <w:lang w:val="uk-UA"/>
+        </w:rPr>
+        <w:t xml:space="preserve">- </w:t>
+      </w:r>
+      <w:r>
+        <w:rPr>
+          <w:lang w:val="en-US"/>
+        </w:rPr>
+        <w:t xml:space="preserve">print(): </w:t>
+      </w:r>
+      <w:r>
+        <w:rPr>
+          <w:lang w:val="uk-UA"/>
+        </w:rPr>
+        <w:t>виводить рядок без нового рядку;</w:t>
+      </w:r>
+    </w:p>
+    <w:p>
+      <w:pPr>
+        <w:pStyle w:val="P1"/>
+        <w:rPr>
+          <w:lang w:val="uk-UA"/>
+        </w:rPr>
+      </w:pPr>
+      <w:r>
+        <w:rPr>
+          <w:lang w:val="uk-UA"/>
+        </w:rPr>
+        <w:t xml:space="preserve">- </w:t>
+      </w:r>
+      <w:r>
+        <w:rPr>
+          <w:lang w:val="en-US"/>
+        </w:rPr>
+        <w:t xml:space="preserve">println(): </w:t>
+      </w:r>
+      <w:r>
+        <w:rPr>
+          <w:lang w:val="uk-UA"/>
+        </w:rPr>
+        <w:t>виводить рядок з новим рядком;</w:t>
+      </w:r>
+    </w:p>
+    <w:p>
+      <w:pPr>
+        <w:pStyle w:val="P1"/>
+        <w:rPr>
+          <w:lang w:val="uk-UA"/>
+        </w:rPr>
+      </w:pPr>
+      <w:r>
+        <w:rPr>
+          <w:lang w:val="uk-UA"/>
+        </w:rPr>
+        <w:t xml:space="preserve">- </w:t>
+      </w:r>
+      <w:r>
+        <w:rPr>
+          <w:lang w:val="en-US"/>
+        </w:rPr>
+        <w:t xml:space="preserve">readString(): </w:t>
+      </w:r>
+      <w:r>
+        <w:rPr>
+          <w:lang w:val="uk-UA"/>
+        </w:rPr>
+        <w:t xml:space="preserve">читає рядок типу </w:t>
+      </w:r>
+      <w:r>
+        <w:rPr>
+          <w:lang w:val="en-US"/>
+        </w:rPr>
+        <w:t>String;</w:t>
+      </w:r>
+    </w:p>
+    <w:p>
+      <w:pPr>
+        <w:pStyle w:val="P1"/>
+        <w:rPr>
+          <w:lang w:val="en-US"/>
+        </w:rPr>
+      </w:pPr>
+      <w:r>
+        <w:rPr>
+          <w:lang w:val="en-US"/>
+        </w:rPr>
+        <w:t xml:space="preserve">- parseInt(): </w:t>
+      </w:r>
+      <w:r>
+        <w:rPr>
+          <w:lang w:val="uk-UA"/>
+        </w:rPr>
+        <w:t>читає ціле число.</w:t>
+      </w:r>
+    </w:p>
+    <w:p>
+      <w:pPr>
+        <w:pStyle w:val="P1"/>
+        <w:rPr>
+          <w:lang w:val="uk-UA"/>
+        </w:rPr>
+      </w:pPr>
+      <w:r>
+        <w:rPr>
+          <w:lang w:val="uk-UA"/>
+        </w:rPr>
+      </w:r>
+    </w:p>
+    <w:p>
+      <w:pPr>
+        <w:pStyle w:val="H2"/>
+        <w:rPr/>
+      </w:pPr>
+      <w:r>
+        <w:rPr/>
+        <w:t>Яка відмінність між print та println?</w:t>
+      </w:r>
+    </w:p>
+    <w:p>
+      <w:pPr>
+        <w:pStyle w:val="P1"/>
+        <w:rPr/>
+      </w:pPr>
+      <w:r>
+        <w:rPr/>
+      </w:r>
+    </w:p>
+    <w:p>
+      <w:pPr>
+        <w:pStyle w:val="P1"/>
+        <w:rPr>
+          <w:lang w:val="en-US"/>
+        </w:rPr>
+      </w:pPr>
+      <w:r>
+        <w:rPr>
+          <w:lang w:val="en-US"/>
+        </w:rPr>
+        <w:t xml:space="preserve">print </w:t>
+      </w:r>
+      <w:r>
+        <w:rPr>
+          <w:lang w:val="uk-UA"/>
+        </w:rPr>
+        <w:t xml:space="preserve">не додає нового рядку в кінці: якщо вивести щось знову, воно буде на одному рядку. </w:t>
+      </w:r>
+      <w:r>
+        <w:rPr>
+          <w:lang w:val="en-US"/>
+        </w:rPr>
+        <w:t xml:space="preserve">println </w:t>
+      </w:r>
+      <w:r>
+        <w:rPr>
+          <w:lang w:val="uk-UA"/>
+        </w:rPr>
+        <w:t>додає новий рядок.</w:t>
+      </w:r>
+    </w:p>
+    <w:p>
+      <w:pPr>
+        <w:pStyle w:val="P1"/>
+        <w:rPr>
+          <w:lang w:val="uk-UA"/>
+        </w:rPr>
+      </w:pPr>
+      <w:r>
+        <w:rPr>
+          <w:lang w:val="uk-UA"/>
+        </w:rPr>
+      </w:r>
+    </w:p>
+    <w:p>
+      <w:pPr>
+        <w:pStyle w:val="H2"/>
+        <w:rPr/>
+      </w:pPr>
+      <w:r>
+        <w:rPr/>
+        <w:t>З якою швидкістю передаються данні за замовчанням в Arduino?</w:t>
+      </w:r>
+    </w:p>
+    <w:p>
+      <w:pPr>
+        <w:pStyle w:val="P1"/>
+        <w:rPr/>
+      </w:pPr>
+      <w:r>
+        <w:rPr/>
+      </w:r>
+    </w:p>
+    <w:p>
+      <w:pPr>
+        <w:pStyle w:val="P1"/>
+        <w:rPr/>
+      </w:pPr>
+      <w:r>
+        <w:rPr/>
+        <w:t>Значення за замовчуванням — 9600.</w:t>
+      </w:r>
+    </w:p>
+    <w:p>
+      <w:pPr>
+        <w:pStyle w:val="P1"/>
+        <w:rPr/>
+      </w:pPr>
+      <w:r>
+        <w:rPr/>
+      </w:r>
+    </w:p>
+    <w:p>
+      <w:pPr>
+        <w:pStyle w:val="H2"/>
+        <w:rPr/>
+      </w:pPr>
+      <w:r>
+        <w:rPr/>
+        <w:t>Які стандартні швидкості передачі даних визнаєте?</w:t>
+      </w:r>
+    </w:p>
+    <w:p>
+      <w:pPr>
+        <w:pStyle w:val="P1"/>
+        <w:rPr/>
+      </w:pPr>
+      <w:r>
+        <w:rPr/>
+      </w:r>
+    </w:p>
+    <w:p>
+      <w:pPr>
+        <w:pStyle w:val="P1"/>
+        <w:rPr/>
+      </w:pPr>
+      <w:r>
+        <w:rPr/>
+        <w:t>Стандартними є:</w:t>
+      </w:r>
+    </w:p>
+    <w:p>
+      <w:pPr>
+        <w:pStyle w:val="P1"/>
+        <w:rPr/>
+      </w:pPr>
+      <w:r>
+        <w:rPr/>
+      </w:r>
+    </w:p>
+    <w:p>
+      <w:pPr>
+        <w:pStyle w:val="P1"/>
+        <w:rPr/>
+      </w:pPr>
+      <w:r>
+        <w:rPr/>
+        <w:t>- 9600, використовується часто і передає 9 600 бітів за секунду;</w:t>
+      </w:r>
+    </w:p>
+    <w:p>
+      <w:pPr>
+        <w:pStyle w:val="P1"/>
+        <w:rPr/>
+      </w:pPr>
+      <w:r>
+        <w:rPr/>
+        <w:t>- 19200, передає 19 200 біт за секунду.</w:t>
+      </w:r>
+    </w:p>
+    <w:p>
+      <w:pPr>
+        <w:pStyle w:val="P1"/>
+        <w:rPr/>
+      </w:pPr>
+      <w:r>
+        <w:rPr/>
+      </w:r>
+    </w:p>
+    <w:p>
+      <w:pPr>
+        <w:pStyle w:val="P1"/>
+        <w:rPr/>
+      </w:pPr>
+      <w:r>
+        <w:rPr/>
+        <w:t xml:space="preserve">Джерело: </w:t>
+      </w:r>
+      <w:hyperlink r:id="rId27">
+        <w:r>
+          <w:rPr>
+            <w:rStyle w:val="Hyperlink"/>
+          </w:rPr>
+          <w:t>Detailed explanation serial port baud rate classification and application – IOT Module Shop Manufacturer Factory</w:t>
+        </w:r>
+      </w:hyperlink>
+      <w:r>
+        <w:rPr/>
+        <w:t>.</w:t>
       </w:r>
     </w:p>
     <w:sectPr>
